--- a/01 - Escuela Pass/docs/tdg/word/anexos/00_Matriz_Trazabilidad_TDG_Escuela_Pass.docx
+++ b/01 - Escuela Pass/docs/tdg/word/anexos/00_Matriz_Trazabilidad_TDG_Escuela_Pass.docx
@@ -1907,6 +1907,73 @@
     <w:p>
       <w:r>
         <w:t xml:space="preserve">cumplimiento técnico ante jurados.</w:t>
+      </w:r>
+    </w:p>
+    <w:p>
+      <w:r>
+        <w:br w:type="page"/>
+      </w:r>
+    </w:p>
+    <w:p>
+      <w:pPr>
+        <w:pStyle w:val="Heading1"/>
+      </w:pPr>
+      <w:r>
+        <w:t>Ampliación documental automatizada (inventario repositorio y producción)</w:t>
+      </w:r>
+    </w:p>
+    <w:p>
+      <w:r>
+        <w:t>Cruce propuesto (completar contra RF/RNF del FTG en columna código): cada RF debe mapear a módulo(s), rutas API y prueba E2E o ruta UI.</w:t>
+      </w:r>
+    </w:p>
+    <w:p/>
+    <w:p>
+      <w:r>
+        <w:rPr>
+          <w:rFonts w:ascii="Consolas" w:hAnsi="Consolas"/>
+        </w:rPr>
+        <w:t>| Evidencia generada | Referencia |</w:t>
+      </w:r>
+    </w:p>
+    <w:p>
+      <w:r>
+        <w:rPr>
+          <w:rFonts w:ascii="Consolas" w:hAnsi="Consolas"/>
+        </w:rPr>
+        <w:t>| --- | --- |</w:t>
+      </w:r>
+    </w:p>
+    <w:p>
+      <w:r>
+        <w:rPr>
+          <w:rFonts w:ascii="Consolas" w:hAnsi="Consolas"/>
+        </w:rPr>
+        <w:t>| Rutas API | Ver sección ANEXO_08 en este inventario |</w:t>
+      </w:r>
+    </w:p>
+    <w:p>
+      <w:r>
+        <w:rPr>
+          <w:rFonts w:ascii="Consolas" w:hAnsi="Consolas"/>
+        </w:rPr>
+        <w:t>| Tablas / ER | Ver ANEXO_04 |</w:t>
+      </w:r>
+    </w:p>
+    <w:p>
+      <w:r>
+        <w:rPr>
+          <w:rFonts w:ascii="Consolas" w:hAnsi="Consolas"/>
+        </w:rPr>
+        <w:t>| UI / roles | Ver ANEXO_06 |</w:t>
+      </w:r>
+    </w:p>
+    <w:p>
+      <w:r>
+        <w:rPr>
+          <w:rFonts w:ascii="Consolas" w:hAnsi="Consolas"/>
+        </w:rPr>
+        <w:t>| Pruebas | Ver ANEXO_10 y lista describe/it en ANEXO_05 |</w:t>
       </w:r>
     </w:p>
     <ns0:sectPr xmlns:ns0="http://schemas.openxmlformats.org/wordprocessingml/2006/main" xmlns:ns1="http://schemas.openxmlformats.org/officeDocument/2006/relationships">
